--- a/Evaluación-fase-1/Product Goal.docx
+++ b/Evaluación-fase-1/Product Goal.docx
@@ -833,7 +833,7 @@
                 <w:szCs w:val="18.8"/>
                 <w:rtl w:val="0"/>
               </w:rPr>
-              <w:t xml:space="preserve">Mejorar la gestión de Bomberos de San Bernardo mediante una solución web única que ordene inventario, unidades, préstamos y mantenimiento, reduzca la dispersión de información y fortalezca la supervisión institucional.</w:t>
+              <w:t xml:space="preserve">Mejorar la gestión de Bomberos de San Bernardo mediante una solución web única que ordene inventario, unidades, préstamos y mantenimiento, reduzca la dispersión de información y fortalezca la supervisión de Bomberos.</w:t>
             </w:r>
           </w:p>
         </w:tc>
@@ -987,7 +987,7 @@
                 <w:szCs w:val="17.2"/>
                 <w:rtl w:val="0"/>
               </w:rPr>
-              <w:t xml:space="preserve">El sistema enfoca la información que hoy esta dispersa en planillas o controles separados. La solución cubre acceso por rol y compañía, catálogo, inventario, equipamiento, unidades, mantenimiento, alertas y reportes. El valor se comprobará mediante flujos utilizables, trazabilidad y pruebas acordadas con Bomberos.</w:t>
+              <w:t xml:space="preserve">El sistema reúne la información que hoy está dispersa en planillas o controles separados. La solución cubre acceso por rol y compañía, catálogo, inventario, equipamiento, unidades, mantenimiento, alertas y reportes. El levantamiento incluye registrar valores de adquisición o referencia, vida útil y vencimientos de equipos, además de costos de intervenciones, conservando sus fuentes. El cálculo oficial de depreciación y el circuito contable se distinguen como evolución sujeta a definición. El valor del producto se comprobará mediante flujos utilizables, trazabilidad y pruebas acordadas con Bomberos. Estos objetivos no equivalen a funciones ya implementadas ni modifican por sí solos los compromisos de un Sprint.</w:t>
             </w:r>
           </w:p>
         </w:tc>
@@ -2140,7 +2140,7 @@
                 <w:szCs w:val="17.2"/>
                 <w:rtl w:val="0"/>
               </w:rPr>
-              <w:t xml:space="preserve">Docente del Capstone y referentes institucionales que validan reglas, alcance y prioridades.</w:t>
+              <w:t xml:space="preserve">Docente del Capstone y referentes de Bomberos que validan reglas, alcance y prioridades.</w:t>
             </w:r>
           </w:p>
           <w:p>
@@ -2239,7 +2239,7 @@
                 <w:szCs w:val="17.2"/>
                 <w:rtl w:val="0"/>
               </w:rPr>
-              <w:t xml:space="preserve">Bomberos de San Bernardo como contraparte y fuente de información operativa; equipo del proyecto.</w:t>
+              <w:t xml:space="preserve">Bomberos de San Bernardo como contraparte y fuente de información operativa, equipo del proyecto.</w:t>
             </w:r>
           </w:p>
           <w:p>
@@ -2338,7 +2338,7 @@
                 <w:szCs w:val="17.2"/>
                 <w:rtl w:val="0"/>
               </w:rPr>
-              <w:t xml:space="preserve">Duoc UC, organización del Scrum Team, Product Owner y lineamientos institucionales de Bomberos.</w:t>
+              <w:t xml:space="preserve">Duoc UC, organización del Scrum Team, Product Owner y lineamientos de Bomberos.</w:t>
             </w:r>
           </w:p>
         </w:tc>
@@ -2742,7 +2742,7 @@
                 <w:szCs w:val="17.2"/>
                 <w:rtl w:val="0"/>
               </w:rPr>
-              <w:t xml:space="preserve"> la retroalimentación académica o institucional puede ajustar prioridades.</w:t>
+              <w:t xml:space="preserve"> la retroalimentación académica o de Bomberos puede ajustar prioridades.</w:t>
             </w:r>
           </w:p>
         </w:tc>
